--- a/tillsyn/S 1160-2024 tillsynsbegäran.docx
+++ b/tillsyn/S 1160-2024 tillsynsbegäran.docx
@@ -2035,7 +2035,7 @@
     <w:r>
       <w:tab/>
       <w:tab/>
-      <w:t>2026-09-14</w:t>
+      <w:t>2026-09-15</w:t>
       <w:br/>
       <w:br/>
     </w:r>

--- a/tillsyn/S 1160-2024 tillsynsbegäran.docx
+++ b/tillsyn/S 1160-2024 tillsynsbegäran.docx
@@ -2035,7 +2035,7 @@
     <w:r>
       <w:tab/>
       <w:tab/>
-      <w:t>2026-09-15</w:t>
+      <w:t>2026-09-16</w:t>
       <w:br/>
       <w:br/>
     </w:r>

--- a/tillsyn/S 1160-2024 tillsynsbegäran.docx
+++ b/tillsyn/S 1160-2024 tillsynsbegäran.docx
@@ -2035,7 +2035,7 @@
     <w:r>
       <w:tab/>
       <w:tab/>
-      <w:t>2026-09-16</w:t>
+      <w:t>2026-09-17</w:t>
       <w:br/>
       <w:br/>
     </w:r>

--- a/tillsyn/S 1160-2024 tillsynsbegäran.docx
+++ b/tillsyn/S 1160-2024 tillsynsbegäran.docx
@@ -2035,7 +2035,7 @@
     <w:r>
       <w:tab/>
       <w:tab/>
-      <w:t>2026-09-17</w:t>
+      <w:t>2026-09-18</w:t>
       <w:br/>
       <w:br/>
     </w:r>

--- a/tillsyn/S 1160-2024 tillsynsbegäran.docx
+++ b/tillsyn/S 1160-2024 tillsynsbegäran.docx
@@ -2035,7 +2035,7 @@
     <w:r>
       <w:tab/>
       <w:tab/>
-      <w:t>2026-09-18</w:t>
+      <w:t>2026-09-19</w:t>
       <w:br/>
       <w:br/>
     </w:r>

--- a/tillsyn/S 1160-2024 tillsynsbegäran.docx
+++ b/tillsyn/S 1160-2024 tillsynsbegäran.docx
@@ -22,7 +22,7 @@
       <w:r>
         <w:drawing>
           <wp:inline xmlns:a="http://schemas.openxmlformats.org/drawingml/2006/main" xmlns:pic="http://schemas.openxmlformats.org/drawingml/2006/picture">
-            <wp:extent cx="5037248" cy="5724000"/>
+            <wp:extent cx="5023488" cy="5724000"/>
             <wp:docPr id="1" name="Picture 1"/>
             <wp:cNvGraphicFramePr>
               <a:graphicFrameLocks noChangeAspect="1"/>
@@ -43,7 +43,7 @@
                   <pic:spPr>
                     <a:xfrm>
                       <a:off x="0" y="0"/>
-                      <a:ext cx="5037248" cy="5724000"/>
+                      <a:ext cx="5023488" cy="5724000"/>
                     </a:xfrm>
                     <a:prstGeom prst="rect"/>
                   </pic:spPr>
@@ -65,7 +65,7 @@
     </w:p>
     <w:p>
       <w:r>
-        <w:t>I och inom 25 meter från samrådsanmälan finns fynd av 43 naturvårdsarter, varav 23 är rödlistade, 12 är fridlysta, 22 är typiska (T) och 11 är signalarter (S): garnlav (VU, T), skrovlig taggsvamp (VU), blå taggsvamp (NT, T), dofttaggsvamp (NT, T), dropptaggsvamp (NT, T), enkelbeckasin (NT, §4), fjällig taggsvamp s.str. (NT), kandelabersvamp (NT, T), kattfotslav (NT, T), kortskaftad ärgspik (NT), motaggsvamp (NT, T), orange taggsvamp (NT, T), Phellodon aquiloniniger (NT), reliktbock (NT, T), skarp dropptaggsvamp (NT), svartvit taggsvamp (NT), tallticka (NT, T), talltita (NT, §4), tjockfotad fingersvamp (NT), ullticka (NT, T), vedskivlav (NT, T), vintertagging (NT), vitplätt (NT), björksplintborre (S), blomkålssvamp (S), blåmossa (S, T), bronshjon (S, T), granbarkgnagare (S, T), grovticka (S, T), grön sköldmossa (S, T, §8), grönpyrola (S, T), mindre märgborre (S, T), rödgul trumpetsvamp (S), vedticka (S, T), spillkråka (T, §4), tjäder (T, §4), fiskgjuse (§4), havsörn (§4), kungsfågel (§4), huggorm (§6), kopparödla (§6), fläcknycklar (§8) och revlummer (§9). Se Figur 1.</w:t>
+        <w:t>I och inom 25 meter från samrådsanmälan finns fynd av 46 naturvårdsarter, varav 23 är rödlistade, 12 är fridlysta, 25 är typiska (T) och 13 är signalarter (S): garnlav (VU, T), skrovlig taggsvamp (VU), blå taggsvamp (NT, T), dofttaggsvamp (NT, T), dropptaggsvamp (NT, T), enkelbeckasin (NT, §4), fjällig taggsvamp s.str. (NT), kandelabersvamp (NT, T), kattfotslav (NT, T), kortskaftad ärgspik (NT), motaggsvamp (NT, T), orange taggsvamp (NT, T), Phellodon aquiloniniger (NT), reliktbock (NT, T), skarp dropptaggsvamp (NT), svartvit taggsvamp (NT), tallticka (NT, T), talltita (NT, §4), tjockfotad fingersvamp (NT), ullticka (NT, T), vedskivlav (NT, T), vintertagging (NT), vitplätt (NT), björksplintborre (S), blomkålssvamp (S), blåmossa (S, T), bronshjon (S, T), flagellkvastmossa (S, T), granbarkgnagare (S, T), grovticka (S, T), grön sköldmossa (S, T, §8), grönpyrola (S, T), mindre märgborre (S, T), rödgul trumpetsvamp (S), skogshakmossa (S, T), vedticka (S, T), linnea (T), spillkråka (T, §4), tjäder (T, §4), fiskgjuse (§4), havsörn (§4), kungsfågel (§4), huggorm (§6), kopparödla (§6), fläcknycklar (§8) och revlummer (§9). Se Figur 1.</w:t>
       </w:r>
     </w:p>
     <w:p>
@@ -609,10 +609,10 @@
         <w:rPr>
           <w:b/>
         </w:rPr>
-        <w:t xml:space="preserve">Granbarkgnagare </w:t>
-      </w:r>
-      <w:r>
-        <w:t xml:space="preserve">är en skalbagge vars larvutveckling sker i den tjocka ytterbarken på gamla och mycket grova levande granar. Man lägger lätt märke till angreppen på träden eftersom flera grova kläckhål ligger ganska tätt intill varandra på de grövre barkåsarna. Kläckhålen är runda och ca 1,5 mm breda. Granbarkgnagare är typisk art för </w:t>
+        <w:t>Flagellkvastmossa</w:t>
+      </w:r>
+      <w:r>
+        <w:t xml:space="preserve"> förekommer framför allt i tallsumpskog, men finns även i relativt torra gran- och tallskogar. Den signalerar överallt skogsmiljöer med höga naturvärden och indikerar biotoper med rik och kontinuerlig förekomst av död ved i olika nedbrytningsstadier eller barlagd torvjord. Flagellkvastmossa är typisk art för </w:t>
       </w:r>
       <w:r>
         <w:rPr>
@@ -621,6 +621,35 @@
         <w:t xml:space="preserve">9010 Taiga </w:t>
       </w:r>
       <w:r>
+        <w:t>och</w:t>
+      </w:r>
+      <w:r>
+        <w:rPr>
+          <w:i/>
+        </w:rPr>
+        <w:t xml:space="preserve"> 9740 Skogsbevuxen myr </w:t>
+      </w:r>
+      <w:r>
+        <w:t>(SLU Artdatabanken, 2024; Nitare &amp; Skogsstyrelsen, 2019).</w:t>
+      </w:r>
+    </w:p>
+    <w:p>
+      <w:r>
+        <w:rPr>
+          <w:b/>
+        </w:rPr>
+        <w:t xml:space="preserve">Granbarkgnagare </w:t>
+      </w:r>
+      <w:r>
+        <w:t xml:space="preserve">är en skalbagge vars larvutveckling sker i den tjocka ytterbarken på gamla och mycket grova levande granar. Man lägger lätt märke till angreppen på träden eftersom flera grova kläckhål ligger ganska tätt intill varandra på de grövre barkåsarna. Kläckhålen är runda och ca 1,5 mm breda. Granbarkgnagare är typisk art för </w:t>
+      </w:r>
+      <w:r>
+        <w:rPr>
+          <w:i/>
+        </w:rPr>
+        <w:t xml:space="preserve">9010 Taiga </w:t>
+      </w:r>
+      <w:r>
         <w:t>(Ehnström, 2002; SLU Artdatabanken, 2025).</w:t>
       </w:r>
     </w:p>
@@ -747,6 +776,35 @@
         <w:rPr>
           <w:b/>
         </w:rPr>
+        <w:t>Skogshakmossa</w:t>
+      </w:r>
+      <w:r>
+        <w:t xml:space="preserve"> indikerar lokaler som ofta har en artrik mossflora som kräver jämn och hög markfuktighet, till exempel olika sumpskogar med höga naturvärden. Högst signalvärde har arten i södra och mellersta Sverige. Skogshakmossa är typisk art för </w:t>
+      </w:r>
+      <w:r>
+        <w:rPr>
+          <w:i/>
+        </w:rPr>
+        <w:t xml:space="preserve">9010 Taiga, 9050 Näringsrik granskog, 9080 Lövsumpskog </w:t>
+      </w:r>
+      <w:r>
+        <w:t xml:space="preserve">och </w:t>
+      </w:r>
+      <w:r>
+        <w:rPr>
+          <w:i/>
+        </w:rPr>
+        <w:t xml:space="preserve">9750 Svämlövskog </w:t>
+      </w:r>
+      <w:r>
+        <w:t>(Nitare &amp; Skogsstyrelsen, 2019; SLU Artdatabanken, 2025).</w:t>
+      </w:r>
+    </w:p>
+    <w:p>
+      <w:r>
+        <w:rPr>
+          <w:b/>
+        </w:rPr>
         <w:t xml:space="preserve">Vedticka </w:t>
       </w:r>
       <w:r>
@@ -767,6 +825,26 @@
         <w:rPr>
           <w:b/>
         </w:rPr>
+        <w:t xml:space="preserve">Linnea </w:t>
+      </w:r>
+      <w:r>
+        <w:t xml:space="preserve">är typisk art för </w:t>
+      </w:r>
+      <w:r>
+        <w:rPr>
+          <w:i/>
+        </w:rPr>
+        <w:t>9010 Taiga</w:t>
+      </w:r>
+      <w:r>
+        <w:t>. På linnea kan man hitta sporsäcksvampen linnealudd (SLU Artdatabanken, 2025).</w:t>
+      </w:r>
+    </w:p>
+    <w:p>
+      <w:r>
+        <w:rPr>
+          <w:b/>
+        </w:rPr>
         <w:t>Spillkråka (§4)</w:t>
       </w:r>
       <w:r>
@@ -879,7 +957,7 @@
     </w:p>
     <w:p>
       <w:r>
-        <w:t>Följande typiska arter har sina livsmiljöer och växtplatser i den samrådsanmälda skogen: garnlav (VU, T), blå taggsvamp (NT, T), dofttaggsvamp (NT, T), dropptaggsvamp (NT, T), kandelabersvamp (NT, T), kattfotslav (NT, T), motaggsvamp (NT, T), orange taggsvamp (NT, T), reliktbock (NT, T), tallticka (NT, T), ullticka (NT, T), vedskivlav (NT, T), blåmossa (S, T), bronshjon (S, T), granbarkgnagare (S, T), grovticka (S, T), grön sköldmossa (S, T, §8), grönpyrola (S, T), mindre märgborre (S, T), vedticka (S, T), spillkråka (T, §4) och tjäder (T, §4).</w:t>
+        <w:t>Följande typiska arter har sina livsmiljöer och växtplatser i den samrådsanmälda skogen: garnlav (VU, T), blå taggsvamp (NT, T), dofttaggsvamp (NT, T), dropptaggsvamp (NT, T), kandelabersvamp (NT, T), kattfotslav (NT, T), motaggsvamp (NT, T), orange taggsvamp (NT, T), reliktbock (NT, T), tallticka (NT, T), ullticka (NT, T), vedskivlav (NT, T), blåmossa (S, T), bronshjon (S, T), flagellkvastmossa (S, T), granbarkgnagare (S, T), grovticka (S, T), grön sköldmossa (S, T, §8), grönpyrola (S, T), mindre märgborre (S, T), skogshakmossa (S, T), vedticka (S, T), linnea (T), spillkråka (T, §4) och tjäder (T, §4).</w:t>
       </w:r>
     </w:p>
     <w:p>
@@ -2035,7 +2113,7 @@
     <w:r>
       <w:tab/>
       <w:tab/>
-      <w:t>2026-09-19</w:t>
+      <w:t>2026-09-21</w:t>
       <w:br/>
       <w:br/>
     </w:r>

--- a/tillsyn/S 1160-2024 tillsynsbegäran.docx
+++ b/tillsyn/S 1160-2024 tillsynsbegäran.docx
@@ -22,7 +22,7 @@
       <w:r>
         <w:drawing>
           <wp:inline xmlns:a="http://schemas.openxmlformats.org/drawingml/2006/main" xmlns:pic="http://schemas.openxmlformats.org/drawingml/2006/picture">
-            <wp:extent cx="5023488" cy="5724000"/>
+            <wp:extent cx="4989525" cy="5724000"/>
             <wp:docPr id="1" name="Picture 1"/>
             <wp:cNvGraphicFramePr>
               <a:graphicFrameLocks noChangeAspect="1"/>
@@ -43,7 +43,7 @@
                   <pic:spPr>
                     <a:xfrm>
                       <a:off x="0" y="0"/>
-                      <a:ext cx="5023488" cy="5724000"/>
+                      <a:ext cx="4989525" cy="5724000"/>
                     </a:xfrm>
                     <a:prstGeom prst="rect"/>
                   </pic:spPr>
@@ -65,7 +65,7 @@
     </w:p>
     <w:p>
       <w:r>
-        <w:t>I och inom 25 meter från samrådsanmälan finns fynd av 46 naturvårdsarter, varav 23 är rödlistade, 12 är fridlysta, 25 är typiska (T) och 13 är signalarter (S): garnlav (VU, T), skrovlig taggsvamp (VU), blå taggsvamp (NT, T), dofttaggsvamp (NT, T), dropptaggsvamp (NT, T), enkelbeckasin (NT, §4), fjällig taggsvamp s.str. (NT), kandelabersvamp (NT, T), kattfotslav (NT, T), kortskaftad ärgspik (NT), motaggsvamp (NT, T), orange taggsvamp (NT, T), Phellodon aquiloniniger (NT), reliktbock (NT, T), skarp dropptaggsvamp (NT), svartvit taggsvamp (NT), tallticka (NT, T), talltita (NT, §4), tjockfotad fingersvamp (NT), ullticka (NT, T), vedskivlav (NT, T), vintertagging (NT), vitplätt (NT), björksplintborre (S), blomkålssvamp (S), blåmossa (S, T), bronshjon (S, T), flagellkvastmossa (S, T), granbarkgnagare (S, T), grovticka (S, T), grön sköldmossa (S, T, §8), grönpyrola (S, T), mindre märgborre (S, T), rödgul trumpetsvamp (S), skogshakmossa (S, T), vedticka (S, T), linnea (T), spillkråka (T, §4), tjäder (T, §4), fiskgjuse (§4), havsörn (§4), kungsfågel (§4), huggorm (§6), kopparödla (§6), fläcknycklar (§8) och revlummer (§9). Se Figur 1.</w:t>
+        <w:t>I och inom 25 meter från samrådsanmälan finns fynd av 49 naturvårdsarter, varav 24 är rödlistade, 13 är fridlysta, 26 är typiska (T) och 14 är signalarter (S): garnlav (VU, T), skrovlig taggsvamp (VU), blå taggsvamp (NT, T), dofttaggsvamp (NT, T), dropptaggsvamp (NT, T), enkelbeckasin (NT, §4), fjällig taggsvamp s.str. (NT), grönhjon (NT), kandelabersvamp (NT, T), kattfotslav (NT, T), kortskaftad ärgspik (NT), motaggsvamp (NT, T), orange taggsvamp (NT, T), Phellodon aquiloniniger (NT), reliktbock (NT, T), skarp dropptaggsvamp (NT), svartvit taggsvamp (NT), tallticka (NT, T), talltita (NT, §4), tjockfotad fingersvamp (NT), ullticka (NT, T), vedskivlav (NT, T), vintertagging (NT), vitplätt (NT), björksplintborre (S), blomkålssvamp (S), blåmossa (S, T), bronshjon (S, T), flagellkvastmossa (S, T), granbarkgnagare (S, T), grovticka (S, T), grön sköldmossa (S, T, §8), grönpyrola (S, T), mindre märgborre (S, T), rödgul trumpetsvamp (S), skogshakmossa (S, T), vedticka (S, T), vågbandad barkbock (S), linnea (T), spillkråka (T, §4), tjäder (T, §4), tofsmes (T, §4), fiskgjuse (§4), havsörn (§4), kungsfågel (§4), huggorm (§6), kopparödla (§6), fläcknycklar (§8) och revlummer (§9). Se Figur 1.</w:t>
       </w:r>
     </w:p>
     <w:p>
@@ -213,6 +213,17 @@
       </w:r>
       <w:r>
         <w:t xml:space="preserve"> bildar mykorrhiza med gran i granskog och barrblandskog, främst på frisk näringsrik mark i äldre skog med lång trädkontinuitet. Den totala populationen i landet har minskat och bedöms fortsätta minska till följd av avverkning av äldre barrskogar. Minskningstakten för den svenska populationen bedöms vara nära gränsvärdet för sårbar (VU) (SLU Artdatabanken, 2026).</w:t>
+      </w:r>
+    </w:p>
+    <w:p>
+      <w:r>
+        <w:rPr>
+          <w:b/>
+        </w:rPr>
+        <w:t>Grönhjon (NT)</w:t>
+      </w:r>
+      <w:r>
+        <w:t xml:space="preserve"> är en skalbagge vars larvutveckling framför allt sker i grovbarkiga grenar (minst 3–5 cm tjocka) på gamla granar, men även i klena stamdelar av barrträd, främst gran, i mindre omfattning tall. Arten är knuten till gamla och gärna glesa granskogar där det finns långsamväxande träd med välutvecklat grenverk. Larverna lever i den skrovliga barken och gör en flera cm bred platt gång som mest liknar en rund håla och är tydligt nedsänkt i vedytan. I kanten av eller mitt på gången finner man en 5 mm bred, oval gång in i grenens ved där arten gör sin puppkammare. Insekten kläcks sedan ut genom samma gång. Främsta hotet är att gamla granar med grova grenar försvinner genom skogsbruk. Äldre granbestånd bör sparas så långt det är möjligt, och inte gallras eller slutavverkas (SLU Artdatabanken, 2024).</w:t>
       </w:r>
     </w:p>
     <w:p>
@@ -825,6 +836,17 @@
         <w:rPr>
           <w:b/>
         </w:rPr>
+        <w:t xml:space="preserve">Vågbandad barkbock </w:t>
+      </w:r>
+      <w:r>
+        <w:t>är en långhorning vars larvutveckling sker under bark på nyligen döda stående barrträd, främst gran, mer undantagsvis på tall. Främst i stående träd, särskilt gamla, långsamvuxna granar med grov bark, även i grövre grenar, stubbar eller vindfällen. Arten är starkt knuten till naturskogsliknande granskogar, och gynnas av extrema torrsomrar som försvagar träden. Arten påverkas negativt av brist på kontinuitetsskog och en minskning av populationen pågår eller förväntas ske (SLU Artdatabanken, 2025).</w:t>
+      </w:r>
+    </w:p>
+    <w:p>
+      <w:r>
+        <w:rPr>
+          <w:b/>
+        </w:rPr>
         <w:t xml:space="preserve">Linnea </w:t>
       </w:r>
       <w:r>
@@ -903,6 +925,26 @@
         <w:rPr>
           <w:b/>
         </w:rPr>
+        <w:t>Tofsmes (§4)</w:t>
+      </w:r>
+      <w:r>
+        <w:t xml:space="preserve"> häckar i barr- och blandskog, främst i tallskog. Tofsmes är typisk art för </w:t>
+      </w:r>
+      <w:r>
+        <w:rPr>
+          <w:i/>
+        </w:rPr>
+        <w:t xml:space="preserve">9010 Taiga </w:t>
+      </w:r>
+      <w:r>
+        <w:t>(SLU Artdatabanken, 2025).</w:t>
+      </w:r>
+    </w:p>
+    <w:p>
+      <w:r>
+        <w:rPr>
+          <w:b/>
+        </w:rPr>
         <w:t>Fiskgjuse (§4)</w:t>
       </w:r>
       <w:r>
@@ -957,7 +999,7 @@
     </w:p>
     <w:p>
       <w:r>
-        <w:t>Följande typiska arter har sina livsmiljöer och växtplatser i den samrådsanmälda skogen: garnlav (VU, T), blå taggsvamp (NT, T), dofttaggsvamp (NT, T), dropptaggsvamp (NT, T), kandelabersvamp (NT, T), kattfotslav (NT, T), motaggsvamp (NT, T), orange taggsvamp (NT, T), reliktbock (NT, T), tallticka (NT, T), ullticka (NT, T), vedskivlav (NT, T), blåmossa (S, T), bronshjon (S, T), flagellkvastmossa (S, T), granbarkgnagare (S, T), grovticka (S, T), grön sköldmossa (S, T, §8), grönpyrola (S, T), mindre märgborre (S, T), skogshakmossa (S, T), vedticka (S, T), linnea (T), spillkråka (T, §4) och tjäder (T, §4).</w:t>
+        <w:t>Följande typiska arter har sina livsmiljöer och växtplatser i den samrådsanmälda skogen: garnlav (VU, T), blå taggsvamp (NT, T), dofttaggsvamp (NT, T), dropptaggsvamp (NT, T), kandelabersvamp (NT, T), kattfotslav (NT, T), motaggsvamp (NT, T), orange taggsvamp (NT, T), reliktbock (NT, T), tallticka (NT, T), ullticka (NT, T), vedskivlav (NT, T), blåmossa (S, T), bronshjon (S, T), flagellkvastmossa (S, T), granbarkgnagare (S, T), grovticka (S, T), grön sköldmossa (S, T, §8), grönpyrola (S, T), mindre märgborre (S, T), skogshakmossa (S, T), vedticka (S, T), linnea (T), spillkråka (T, §4), tjäder (T, §4) och tofsmes (T, §4).</w:t>
       </w:r>
     </w:p>
     <w:p>
@@ -2113,7 +2155,7 @@
     <w:r>
       <w:tab/>
       <w:tab/>
-      <w:t>2026-09-21</w:t>
+      <w:t>2026-09-23</w:t>
       <w:br/>
       <w:br/>
     </w:r>

--- a/tillsyn/S 1160-2024 tillsynsbegäran.docx
+++ b/tillsyn/S 1160-2024 tillsynsbegäran.docx
@@ -22,7 +22,7 @@
       <w:r>
         <w:drawing>
           <wp:inline xmlns:a="http://schemas.openxmlformats.org/drawingml/2006/main" xmlns:pic="http://schemas.openxmlformats.org/drawingml/2006/picture">
-            <wp:extent cx="4989525" cy="5724000"/>
+            <wp:extent cx="4986702" cy="5724000"/>
             <wp:docPr id="1" name="Picture 1"/>
             <wp:cNvGraphicFramePr>
               <a:graphicFrameLocks noChangeAspect="1"/>
@@ -43,7 +43,7 @@
                   <pic:spPr>
                     <a:xfrm>
                       <a:off x="0" y="0"/>
-                      <a:ext cx="4989525" cy="5724000"/>
+                      <a:ext cx="4986702" cy="5724000"/>
                     </a:xfrm>
                     <a:prstGeom prst="rect"/>
                   </pic:spPr>
@@ -65,7 +65,7 @@
     </w:p>
     <w:p>
       <w:r>
-        <w:t>I och inom 25 meter från samrådsanmälan finns fynd av 49 naturvårdsarter, varav 24 är rödlistade, 13 är fridlysta, 26 är typiska (T) och 14 är signalarter (S): garnlav (VU, T), skrovlig taggsvamp (VU), blå taggsvamp (NT, T), dofttaggsvamp (NT, T), dropptaggsvamp (NT, T), enkelbeckasin (NT, §4), fjällig taggsvamp s.str. (NT), grönhjon (NT), kandelabersvamp (NT, T), kattfotslav (NT, T), kortskaftad ärgspik (NT), motaggsvamp (NT, T), orange taggsvamp (NT, T), Phellodon aquiloniniger (NT), reliktbock (NT, T), skarp dropptaggsvamp (NT), svartvit taggsvamp (NT), tallticka (NT, T), talltita (NT, §4), tjockfotad fingersvamp (NT), ullticka (NT, T), vedskivlav (NT, T), vintertagging (NT), vitplätt (NT), björksplintborre (S), blomkålssvamp (S), blåmossa (S, T), bronshjon (S, T), flagellkvastmossa (S, T), granbarkgnagare (S, T), grovticka (S, T), grön sköldmossa (S, T, §8), grönpyrola (S, T), mindre märgborre (S, T), rödgul trumpetsvamp (S), skogshakmossa (S, T), vedticka (S, T), vågbandad barkbock (S), linnea (T), spillkråka (T, §4), tjäder (T, §4), tofsmes (T, §4), fiskgjuse (§4), havsörn (§4), kungsfågel (§4), huggorm (§6), kopparödla (§6), fläcknycklar (§8) och revlummer (§9). Se Figur 1.</w:t>
+        <w:t>I och inom 25 meter från samrådsanmälan finns fynd av 50 naturvårdsarter, varav 24 är rödlistade, 13 är fridlysta, 26 är typiska (T) och 15 är signalarter (S): garnlav (VU, T), skrovlig taggsvamp (VU), blå taggsvamp (NT, T), dofttaggsvamp (NT, T), dropptaggsvamp (NT, T), enkelbeckasin (NT, §4), fjällig taggsvamp s.str. (NT), grönhjon (NT), kandelabersvamp (NT, T), kattfotslav (NT, T), kortskaftad ärgspik (NT), motaggsvamp (NT, T), orange taggsvamp (NT, T), Phellodon aquiloniniger (NT), reliktbock (NT, T), skarp dropptaggsvamp (NT), svartvit taggsvamp (NT), tallticka (NT, T), talltita (NT, §4), tjockfotad fingersvamp (NT), ullticka (NT, T), vedskivlav (NT, T), vintertagging (NT), vitplätt (NT), björksplintborre (S), blomkålssvamp (S), blåmossa (S, T), bronshjon (S, T), flagellkvastmossa (S, T), granbarkgnagare (S, T), grovticka (S, T), grön sköldmossa (S, T, §8), grönpyrola (S, T), mindre märgborre (S, T), rödgul trumpetsvamp (S), skogshakmossa (S, T), thomsons trägnagare (S), vedticka (S, T), vågbandad barkbock (S), linnea (T), spillkråka (T, §4), tjäder (T, §4), tofsmes (T, §4), fiskgjuse (§4), havsörn (§4), kungsfågel (§4), huggorm (§6), kopparödla (§6), fläcknycklar (§8) och revlummer (§9). Se Figur 1.</w:t>
       </w:r>
     </w:p>
     <w:p>
@@ -2155,7 +2155,7 @@
     <w:r>
       <w:tab/>
       <w:tab/>
-      <w:t>2026-09-23</w:t>
+      <w:t>2026-09-24</w:t>
       <w:br/>
       <w:br/>
     </w:r>

--- a/tillsyn/S 1160-2024 tillsynsbegäran.docx
+++ b/tillsyn/S 1160-2024 tillsynsbegäran.docx
@@ -2155,7 +2155,7 @@
     <w:r>
       <w:tab/>
       <w:tab/>
-      <w:t>2026-09-24</w:t>
+      <w:t>2026-09-25</w:t>
       <w:br/>
       <w:br/>
     </w:r>

--- a/tillsyn/S 1160-2024 tillsynsbegäran.docx
+++ b/tillsyn/S 1160-2024 tillsynsbegäran.docx
@@ -2155,7 +2155,7 @@
     <w:r>
       <w:tab/>
       <w:tab/>
-      <w:t>2026-09-25</w:t>
+      <w:t>2026-09-26</w:t>
       <w:br/>
       <w:br/>
     </w:r>

--- a/tillsyn/S 1160-2024 tillsynsbegäran.docx
+++ b/tillsyn/S 1160-2024 tillsynsbegäran.docx
@@ -2155,7 +2155,7 @@
     <w:r>
       <w:tab/>
       <w:tab/>
-      <w:t>2026-09-26</w:t>
+      <w:t>2026-09-27</w:t>
       <w:br/>
       <w:br/>
     </w:r>

--- a/tillsyn/S 1160-2024 tillsynsbegäran.docx
+++ b/tillsyn/S 1160-2024 tillsynsbegäran.docx
@@ -2155,7 +2155,7 @@
     <w:r>
       <w:tab/>
       <w:tab/>
-      <w:t>2026-09-27</w:t>
+      <w:t>2026-09-28</w:t>
       <w:br/>
       <w:br/>
     </w:r>

--- a/tillsyn/S 1160-2024 tillsynsbegäran.docx
+++ b/tillsyn/S 1160-2024 tillsynsbegäran.docx
@@ -2155,7 +2155,7 @@
     <w:r>
       <w:tab/>
       <w:tab/>
-      <w:t>2026-09-28</w:t>
+      <w:t>2026-09-29</w:t>
       <w:br/>
       <w:br/>
     </w:r>

--- a/tillsyn/S 1160-2024 tillsynsbegäran.docx
+++ b/tillsyn/S 1160-2024 tillsynsbegäran.docx
@@ -2155,7 +2155,7 @@
     <w:r>
       <w:tab/>
       <w:tab/>
-      <w:t>2026-09-29</w:t>
+      <w:t>2026-09-30</w:t>
       <w:br/>
       <w:br/>
     </w:r>

--- a/tillsyn/S 1160-2024 tillsynsbegäran.docx
+++ b/tillsyn/S 1160-2024 tillsynsbegäran.docx
@@ -2155,7 +2155,7 @@
     <w:r>
       <w:tab/>
       <w:tab/>
-      <w:t>2026-09-30</w:t>
+      <w:t>2026-10-01</w:t>
       <w:br/>
       <w:br/>
     </w:r>

--- a/tillsyn/S 1160-2024 tillsynsbegäran.docx
+++ b/tillsyn/S 1160-2024 tillsynsbegäran.docx
@@ -2155,7 +2155,7 @@
     <w:r>
       <w:tab/>
       <w:tab/>
-      <w:t>2026-10-01</w:t>
+      <w:t>2026-10-02</w:t>
       <w:br/>
       <w:br/>
     </w:r>

--- a/tillsyn/S 1160-2024 tillsynsbegäran.docx
+++ b/tillsyn/S 1160-2024 tillsynsbegäran.docx
@@ -2155,7 +2155,7 @@
     <w:r>
       <w:tab/>
       <w:tab/>
-      <w:t>2026-10-02</w:t>
+      <w:t>2026-10-03</w:t>
       <w:br/>
       <w:br/>
     </w:r>

--- a/tillsyn/S 1160-2024 tillsynsbegäran.docx
+++ b/tillsyn/S 1160-2024 tillsynsbegäran.docx
@@ -2155,7 +2155,7 @@
     <w:r>
       <w:tab/>
       <w:tab/>
-      <w:t>2026-10-03</w:t>
+      <w:t>2026-10-04</w:t>
       <w:br/>
       <w:br/>
     </w:r>

--- a/tillsyn/S 1160-2024 tillsynsbegäran.docx
+++ b/tillsyn/S 1160-2024 tillsynsbegäran.docx
@@ -2155,7 +2155,7 @@
     <w:r>
       <w:tab/>
       <w:tab/>
-      <w:t>2026-10-04</w:t>
+      <w:t>2026-10-05</w:t>
       <w:br/>
       <w:br/>
     </w:r>

--- a/tillsyn/S 1160-2024 tillsynsbegäran.docx
+++ b/tillsyn/S 1160-2024 tillsynsbegäran.docx
@@ -2155,7 +2155,7 @@
     <w:r>
       <w:tab/>
       <w:tab/>
-      <w:t>2026-10-05</w:t>
+      <w:t>2026-10-06</w:t>
       <w:br/>
       <w:br/>
     </w:r>

--- a/tillsyn/S 1160-2024 tillsynsbegäran.docx
+++ b/tillsyn/S 1160-2024 tillsynsbegäran.docx
@@ -2155,7 +2155,7 @@
     <w:r>
       <w:tab/>
       <w:tab/>
-      <w:t>2026-10-06</w:t>
+      <w:t>2026-10-07</w:t>
       <w:br/>
       <w:br/>
     </w:r>

--- a/tillsyn/S 1160-2024 tillsynsbegäran.docx
+++ b/tillsyn/S 1160-2024 tillsynsbegäran.docx
@@ -2155,7 +2155,7 @@
     <w:r>
       <w:tab/>
       <w:tab/>
-      <w:t>2026-10-07</w:t>
+      <w:t>2026-10-08</w:t>
       <w:br/>
       <w:br/>
     </w:r>

--- a/tillsyn/S 1160-2024 tillsynsbegäran.docx
+++ b/tillsyn/S 1160-2024 tillsynsbegäran.docx
@@ -2155,7 +2155,7 @@
     <w:r>
       <w:tab/>
       <w:tab/>
-      <w:t>2026-10-08</w:t>
+      <w:t>2026-10-09</w:t>
       <w:br/>
       <w:br/>
     </w:r>

--- a/tillsyn/S 1160-2024 tillsynsbegäran.docx
+++ b/tillsyn/S 1160-2024 tillsynsbegäran.docx
@@ -2155,7 +2155,7 @@
     <w:r>
       <w:tab/>
       <w:tab/>
-      <w:t>2026-10-09</w:t>
+      <w:t>2026-10-10</w:t>
       <w:br/>
       <w:br/>
     </w:r>

--- a/tillsyn/S 1160-2024 tillsynsbegäran.docx
+++ b/tillsyn/S 1160-2024 tillsynsbegäran.docx
@@ -2155,7 +2155,7 @@
     <w:r>
       <w:tab/>
       <w:tab/>
-      <w:t>2026-10-10</w:t>
+      <w:t>2026-10-11</w:t>
       <w:br/>
       <w:br/>
     </w:r>

--- a/tillsyn/S 1160-2024 tillsynsbegäran.docx
+++ b/tillsyn/S 1160-2024 tillsynsbegäran.docx
@@ -2155,7 +2155,7 @@
     <w:r>
       <w:tab/>
       <w:tab/>
-      <w:t>2026-10-11</w:t>
+      <w:t>2026-10-12</w:t>
       <w:br/>
       <w:br/>
     </w:r>

--- a/tillsyn/S 1160-2024 tillsynsbegäran.docx
+++ b/tillsyn/S 1160-2024 tillsynsbegäran.docx
@@ -2155,7 +2155,7 @@
     <w:r>
       <w:tab/>
       <w:tab/>
-      <w:t>2026-10-12</w:t>
+      <w:t>2026-10-13</w:t>
       <w:br/>
       <w:br/>
     </w:r>

--- a/tillsyn/S 1160-2024 tillsynsbegäran.docx
+++ b/tillsyn/S 1160-2024 tillsynsbegäran.docx
@@ -2155,7 +2155,7 @@
     <w:r>
       <w:tab/>
       <w:tab/>
-      <w:t>2026-10-13</w:t>
+      <w:t>2026-10-14</w:t>
       <w:br/>
       <w:br/>
     </w:r>

--- a/tillsyn/S 1160-2024 tillsynsbegäran.docx
+++ b/tillsyn/S 1160-2024 tillsynsbegäran.docx
@@ -2155,7 +2155,7 @@
     <w:r>
       <w:tab/>
       <w:tab/>
-      <w:t>2026-10-14</w:t>
+      <w:t>2026-10-15</w:t>
       <w:br/>
       <w:br/>
     </w:r>

--- a/tillsyn/S 1160-2024 tillsynsbegäran.docx
+++ b/tillsyn/S 1160-2024 tillsynsbegäran.docx
@@ -2155,7 +2155,7 @@
     <w:r>
       <w:tab/>
       <w:tab/>
-      <w:t>2026-10-15</w:t>
+      <w:t>2026-10-16</w:t>
       <w:br/>
       <w:br/>
     </w:r>

--- a/tillsyn/S 1160-2024 tillsynsbegäran.docx
+++ b/tillsyn/S 1160-2024 tillsynsbegäran.docx
@@ -2155,7 +2155,7 @@
     <w:r>
       <w:tab/>
       <w:tab/>
-      <w:t>2026-10-16</w:t>
+      <w:t>2026-10-17</w:t>
       <w:br/>
       <w:br/>
     </w:r>

--- a/tillsyn/S 1160-2024 tillsynsbegäran.docx
+++ b/tillsyn/S 1160-2024 tillsynsbegäran.docx
@@ -2155,7 +2155,7 @@
     <w:r>
       <w:tab/>
       <w:tab/>
-      <w:t>2026-10-17</w:t>
+      <w:t>2026-10-18</w:t>
       <w:br/>
       <w:br/>
     </w:r>

--- a/tillsyn/S 1160-2024 tillsynsbegäran.docx
+++ b/tillsyn/S 1160-2024 tillsynsbegäran.docx
@@ -2155,7 +2155,7 @@
     <w:r>
       <w:tab/>
       <w:tab/>
-      <w:t>2026-10-18</w:t>
+      <w:t>2026-10-19</w:t>
       <w:br/>
       <w:br/>
     </w:r>

--- a/tillsyn/S 1160-2024 tillsynsbegäran.docx
+++ b/tillsyn/S 1160-2024 tillsynsbegäran.docx
@@ -2155,7 +2155,7 @@
     <w:r>
       <w:tab/>
       <w:tab/>
-      <w:t>2026-10-19</w:t>
+      <w:t>2026-10-20</w:t>
       <w:br/>
       <w:br/>
     </w:r>

--- a/tillsyn/S 1160-2024 tillsynsbegäran.docx
+++ b/tillsyn/S 1160-2024 tillsynsbegäran.docx
@@ -2155,7 +2155,7 @@
     <w:r>
       <w:tab/>
       <w:tab/>
-      <w:t>2026-10-20</w:t>
+      <w:t>2026-10-21</w:t>
       <w:br/>
       <w:br/>
     </w:r>

--- a/tillsyn/S 1160-2024 tillsynsbegäran.docx
+++ b/tillsyn/S 1160-2024 tillsynsbegäran.docx
@@ -2155,7 +2155,7 @@
     <w:r>
       <w:tab/>
       <w:tab/>
-      <w:t>2026-10-21</w:t>
+      <w:t>2026-10-22</w:t>
       <w:br/>
       <w:br/>
     </w:r>

--- a/tillsyn/S 1160-2024 tillsynsbegäran.docx
+++ b/tillsyn/S 1160-2024 tillsynsbegäran.docx
@@ -2155,7 +2155,7 @@
     <w:r>
       <w:tab/>
       <w:tab/>
-      <w:t>2026-10-22</w:t>
+      <w:t>2026-10-23</w:t>
       <w:br/>
       <w:br/>
     </w:r>

--- a/tillsyn/S 1160-2024 tillsynsbegäran.docx
+++ b/tillsyn/S 1160-2024 tillsynsbegäran.docx
@@ -2155,7 +2155,7 @@
     <w:r>
       <w:tab/>
       <w:tab/>
-      <w:t>2026-10-23</w:t>
+      <w:t>2026-10-24</w:t>
       <w:br/>
       <w:br/>
     </w:r>

--- a/tillsyn/S 1160-2024 tillsynsbegäran.docx
+++ b/tillsyn/S 1160-2024 tillsynsbegäran.docx
@@ -2155,7 +2155,7 @@
     <w:r>
       <w:tab/>
       <w:tab/>
-      <w:t>2026-10-24</w:t>
+      <w:t>2026-10-25</w:t>
       <w:br/>
       <w:br/>
     </w:r>

--- a/tillsyn/S 1160-2024 tillsynsbegäran.docx
+++ b/tillsyn/S 1160-2024 tillsynsbegäran.docx
@@ -2155,7 +2155,7 @@
     <w:r>
       <w:tab/>
       <w:tab/>
-      <w:t>2026-10-25</w:t>
+      <w:t>2026-10-26</w:t>
       <w:br/>
       <w:br/>
     </w:r>

--- a/tillsyn/S 1160-2024 tillsynsbegäran.docx
+++ b/tillsyn/S 1160-2024 tillsynsbegäran.docx
@@ -2155,7 +2155,7 @@
     <w:r>
       <w:tab/>
       <w:tab/>
-      <w:t>2026-10-26</w:t>
+      <w:t>2026-10-27</w:t>
       <w:br/>
       <w:br/>
     </w:r>

--- a/tillsyn/S 1160-2024 tillsynsbegäran.docx
+++ b/tillsyn/S 1160-2024 tillsynsbegäran.docx
@@ -2155,7 +2155,7 @@
     <w:r>
       <w:tab/>
       <w:tab/>
-      <w:t>2026-10-27</w:t>
+      <w:t>2026-10-28</w:t>
       <w:br/>
       <w:br/>
     </w:r>

--- a/tillsyn/S 1160-2024 tillsynsbegäran.docx
+++ b/tillsyn/S 1160-2024 tillsynsbegäran.docx
@@ -2155,7 +2155,7 @@
     <w:r>
       <w:tab/>
       <w:tab/>
-      <w:t>2026-10-28</w:t>
+      <w:t>2026-10-29</w:t>
       <w:br/>
       <w:br/>
     </w:r>

--- a/tillsyn/S 1160-2024 tillsynsbegäran.docx
+++ b/tillsyn/S 1160-2024 tillsynsbegäran.docx
@@ -2155,7 +2155,7 @@
     <w:r>
       <w:tab/>
       <w:tab/>
-      <w:t>2026-10-29</w:t>
+      <w:t>2026-10-31</w:t>
       <w:br/>
       <w:br/>
     </w:r>
